--- a/public/Franchisee Agreement.docx
+++ b/public/Franchisee Agreement.docx
@@ -1,5 +1,62 @@
 
-<file path=word/document.xml><?xml version="1.0" encoding="utf-8"?>
+<file path=customXml\item1.xml><?xml version="1.0" encoding="utf-8"?>
+<go:gDocsCustomXmlDataStorage xmlns:go="http://customooxmlschemas.google.com/" xmlns:r="http://schemas.openxmlformats.org/officeDocument/2006/relationships">
+  <go:docsCustomData xmlns:go="http://customooxmlschemas.google.com/" roundtripDataSignature="AMtx7mjT5hdBF6JnJAJGNSO3SBlF2PIXTQ==">AMUW2mWPMJtCpeq6mW2OOrWUAUxKr2TWARdbjSyVYDlTgOl0Vxpq+7SZpe4hpmvaItwJyqO8gLiJOTr9tA0dZz9wjyUM0M2jk/shSt0HC+FhexEgYucZ9hE=</go:docsCustomData>
+</go:gDocsCustomXmlDataStorage>
+</file>
+
+<file path=customXml\itemProps1.xml><?xml version="1.0" encoding="utf-8"?>
+<ds:datastoreItem xmlns:ds="http://schemas.openxmlformats.org/officeDocument/2006/customXml" ds:itemID="{11111111-1234-1234-1234-123412341234}">
+  <ds:schemaRefs>
+    <ds:schemaRef ds:uri="http://customooxmlschemas.google.com/"/>
+    <ds:schemaRef ds:uri="http://schemas.openxmlformats.org/officeDocument/2006/relationships"/>
+  </ds:schemaRefs>
+</ds:datastoreItem>
+</file>
+
+<file path=docProps\app.xml><?xml version="1.0" encoding="utf-8"?>
+<Properties xmlns="http://schemas.openxmlformats.org/officeDocument/2006/extended-properties" xmlns:vt="http://schemas.openxmlformats.org/officeDocument/2006/docPropsVTypes">
+  <Template>Normal.dotm</Template>
+  <TotalTime>4</TotalTime>
+  <Pages>22</Pages>
+  <Words>4517</Words>
+  <Characters>25750</Characters>
+  <Application>Microsoft Office Word</Application>
+  <DocSecurity>0</DocSecurity>
+  <Lines>214</Lines>
+  <Paragraphs>60</Paragraphs>
+  <ScaleCrop>false</ScaleCrop>
+  <Company/>
+  <LinksUpToDate>false</LinksUpToDate>
+  <CharactersWithSpaces>30207</CharactersWithSpaces>
+  <SharedDoc>false</SharedDoc>
+  <HyperlinksChanged>false</HyperlinksChanged>
+  <AppVersion>16.0000</AppVersion>
+</Properties>
+</file>
+
+<file path=docProps\core.xml><?xml version="1.0" encoding="utf-8"?>
+<cp:coreProperties xmlns:cp="http://schemas.openxmlformats.org/package/2006/metadata/core-properties" xmlns:dc="http://purl.org/dc/elements/1.1/" xmlns:dcterms="http://purl.org/dc/terms/" xmlns:dcmitype="http://purl.org/dc/dcmitype/" xmlns:xsi="http://www.w3.org/2001/XMLSchema-instance">
+  <dc:creator>parag</dc:creator>
+  <cp:lastModifiedBy>om chevli</cp:lastModifiedBy>
+  <cp:revision>3</cp:revision>
+  <dcterms:created xsi:type="dcterms:W3CDTF">2026-01-10T06:14:00Z</dcterms:created>
+  <dcterms:modified xsi:type="dcterms:W3CDTF">2026-01-10T06:25:00Z</dcterms:modified>
+</cp:coreProperties>
+</file>
+
+<file path=docProps\custom.xml><?xml version="1.0" encoding="utf-8"?>
+<Properties xmlns="http://schemas.openxmlformats.org/officeDocument/2006/custom-properties" xmlns:vt="http://schemas.openxmlformats.org/officeDocument/2006/docPropsVTypes">
+  <property fmtid="{D5CDD505-2E9C-101B-9397-08002B2CF9AE}" pid="2" name="KSOProductBuildVer">
+    <vt:lpwstr>1033-12.2.0.23155</vt:lpwstr>
+  </property>
+  <property fmtid="{D5CDD505-2E9C-101B-9397-08002B2CF9AE}" pid="3" name="ICV">
+    <vt:lpwstr>60902DCF147643ECAF6161ABCB5E0E36_13</vt:lpwstr>
+  </property>
+</Properties>
+</file>
+
+<file path=word\document.xml><?xml version="1.0" encoding="utf-8"?>
 <w:document xmlns:wpc="http://schemas.microsoft.com/office/word/2010/wordprocessingCanvas" xmlns:cx="http://schemas.microsoft.com/office/drawing/2014/chartex" xmlns:cx1="http://schemas.microsoft.com/office/drawing/2015/9/8/chartex" xmlns:cx2="http://schemas.microsoft.com/office/drawing/2015/10/21/chartex" xmlns:cx3="http://schemas.microsoft.com/office/drawing/2016/5/9/chartex" xmlns:cx4="http://schemas.microsoft.com/office/drawing/2016/5/10/chartex" xmlns:cx5="http://schemas.microsoft.com/office/drawing/2016/5/11/chartex" xmlns:cx6="http://schemas.microsoft.com/office/drawing/2016/5/12/chartex" xmlns:cx7="http://schemas.microsoft.com/office/drawing/2016/5/13/chartex" xmlns:cx8="http://schemas.microsoft.com/office/drawing/2016/5/14/chartex" xmlns:mc="http://schemas.openxmlformats.org/markup-compatibility/2006" xmlns:aink="http://schemas.microsoft.com/office/drawing/2016/ink" xmlns:am3d="http://schemas.microsoft.com/office/drawing/2017/model3d" xmlns:o="urn:schemas-microsoft-com:office:office" xmlns:oel="http://schemas.microsoft.com/office/2019/extlst" xmlns:r="http://schemas.openxmlformats.org/officeDocument/2006/relationships" xmlns:m="http://schemas.openxmlformats.org/officeDocument/2006/math" xmlns:v="urn:schemas-microsoft-com:vml" xmlns:wp14="http://schemas.microsoft.com/office/word/2010/wordprocessingDrawing" xmlns:wp="http://schemas.openxmlformats.org/drawingml/2006/wordprocessingDrawing" xmlns:w10="urn:schemas-microsoft-com:office:word" xmlns:w="http://schemas.openxmlformats.org/wordprocessingml/2006/main" xmlns:w14="http://schemas.microsoft.com/office/word/2010/wordml" xmlns:w15="http://schemas.microsoft.com/office/word/2012/wordml" xmlns:w16cex="http://schemas.microsoft.com/office/word/2018/wordml/cex" xmlns:w16cid="http://schemas.microsoft.com/office/word/2016/wordml/cid" xmlns:w16="http://schemas.microsoft.com/office/word/2018/wordml" xmlns:w16du="http://schemas.microsoft.com/office/word/2023/wordml/word16du" xmlns:w16sdtdh="http://schemas.microsoft.com/office/word/2020/wordml/sdtdatahash" xmlns:w16sdtfl="http://schemas.microsoft.com/office/word/2024/wordml/sdtformatlock" xmlns:w16se="http://schemas.microsoft.com/office/word/2015/wordml/symex" xmlns:wpg="http://schemas.microsoft.com/office/word/2010/wordprocessingGroup" xmlns:wpi="http://schemas.microsoft.com/office/word/2010/wordprocessingInk" xmlns:wne="http://schemas.microsoft.com/office/word/2006/wordml" xmlns:wps="http://schemas.microsoft.com/office/word/2010/wordprocessingShape" mc:Ignorable="w14 w15 w16se w16cid w16 w16cex w16sdtdh w16sdtfl w16du wp14">
   <w:body>
     <w:p>
@@ -1069,7 +1126,7 @@
           <w:szCs w:val="24"/>
           <w:lang w:val="en-US"/>
         </w:rPr>
-        <w:t>AI or IT Panel or Pack</w:t>
+        <w:t>AI or IT Plan or Pack</w:t>
       </w:r>
       <w:r>
         <w:rPr>
@@ -8247,7 +8304,7 @@
 </w:document>
 </file>
 
-<file path=word/endnotes.xml><?xml version="1.0" encoding="utf-8"?>
+<file path=word\endnotes.xml><?xml version="1.0" encoding="utf-8"?>
 <w:endnotes xmlns:wpc="http://schemas.microsoft.com/office/word/2010/wordprocessingCanvas" xmlns:cx="http://schemas.microsoft.com/office/drawing/2014/chartex" xmlns:cx1="http://schemas.microsoft.com/office/drawing/2015/9/8/chartex" xmlns:cx2="http://schemas.microsoft.com/office/drawing/2015/10/21/chartex" xmlns:cx3="http://schemas.microsoft.com/office/drawing/2016/5/9/chartex" xmlns:cx4="http://schemas.microsoft.com/office/drawing/2016/5/10/chartex" xmlns:cx5="http://schemas.microsoft.com/office/drawing/2016/5/11/chartex" xmlns:cx6="http://schemas.microsoft.com/office/drawing/2016/5/12/chartex" xmlns:cx7="http://schemas.microsoft.com/office/drawing/2016/5/13/chartex" xmlns:cx8="http://schemas.microsoft.com/office/drawing/2016/5/14/chartex" xmlns:mc="http://schemas.openxmlformats.org/markup-compatibility/2006" xmlns:aink="http://schemas.microsoft.com/office/drawing/2016/ink" xmlns:am3d="http://schemas.microsoft.com/office/drawing/2017/model3d" xmlns:o="urn:schemas-microsoft-com:office:office" xmlns:oel="http://schemas.microsoft.com/office/2019/extlst" xmlns:r="http://schemas.openxmlformats.org/officeDocument/2006/relationships" xmlns:m="http://schemas.openxmlformats.org/officeDocument/2006/math" xmlns:v="urn:schemas-microsoft-com:vml" xmlns:wp14="http://schemas.microsoft.com/office/word/2010/wordprocessingDrawing" xmlns:wp="http://schemas.openxmlformats.org/drawingml/2006/wordprocessingDrawing" xmlns:w10="urn:schemas-microsoft-com:office:word" xmlns:w="http://schemas.openxmlformats.org/wordprocessingml/2006/main" xmlns:w14="http://schemas.microsoft.com/office/word/2010/wordml" xmlns:w15="http://schemas.microsoft.com/office/word/2012/wordml" xmlns:w16cex="http://schemas.microsoft.com/office/word/2018/wordml/cex" xmlns:w16cid="http://schemas.microsoft.com/office/word/2016/wordml/cid" xmlns:w16="http://schemas.microsoft.com/office/word/2018/wordml" xmlns:w16du="http://schemas.microsoft.com/office/word/2023/wordml/word16du" xmlns:w16sdtdh="http://schemas.microsoft.com/office/word/2020/wordml/sdtdatahash" xmlns:w16sdtfl="http://schemas.microsoft.com/office/word/2024/wordml/sdtformatlock" xmlns:w16se="http://schemas.microsoft.com/office/word/2015/wordml/symex" xmlns:wpg="http://schemas.microsoft.com/office/word/2010/wordprocessingGroup" xmlns:wpi="http://schemas.microsoft.com/office/word/2010/wordprocessingInk" xmlns:wne="http://schemas.microsoft.com/office/word/2006/wordml" xmlns:wps="http://schemas.microsoft.com/office/word/2010/wordprocessingShape" mc:Ignorable="w14 w15 w16se w16cid w16 w16cex w16sdtdh w16sdtfl w16du wp14">
   <w:endnote w:type="separator" w:id="-1">
     <w:p>
@@ -8272,7 +8329,55 @@
 </w:endnotes>
 </file>
 
-<file path=word/footer1.xml><?xml version="1.0" encoding="utf-8"?>
+<file path=word\fontTable.xml><?xml version="1.0" encoding="utf-8"?>
+<w:fonts xmlns:mc="http://schemas.openxmlformats.org/markup-compatibility/2006" xmlns:r="http://schemas.openxmlformats.org/officeDocument/2006/relationships" xmlns:w="http://schemas.openxmlformats.org/wordprocessingml/2006/main" xmlns:w14="http://schemas.microsoft.com/office/word/2010/wordml" xmlns:w15="http://schemas.microsoft.com/office/word/2012/wordml" xmlns:w16cex="http://schemas.microsoft.com/office/word/2018/wordml/cex" xmlns:w16cid="http://schemas.microsoft.com/office/word/2016/wordml/cid" xmlns:w16="http://schemas.microsoft.com/office/word/2018/wordml" xmlns:w16du="http://schemas.microsoft.com/office/word/2023/wordml/word16du" xmlns:w16sdtdh="http://schemas.microsoft.com/office/word/2020/wordml/sdtdatahash" xmlns:w16sdtfl="http://schemas.microsoft.com/office/word/2024/wordml/sdtformatlock" xmlns:w16se="http://schemas.microsoft.com/office/word/2015/wordml/symex" mc:Ignorable="w14 w15 w16se w16cid w16 w16cex w16sdtdh w16sdtfl w16du">
+  <w:font w:name="Arial">
+    <w:panose1 w:val="020B0604020202020204"/>
+    <w:charset w:val="00"/>
+    <w:family w:val="swiss"/>
+    <w:pitch w:val="variable"/>
+    <w:sig w:usb0="E0002EFF" w:usb1="C000785B" w:usb2="00000009" w:usb3="00000000" w:csb0="000001FF" w:csb1="00000000"/>
+  </w:font>
+  <w:font w:name="Times New Roman">
+    <w:panose1 w:val="02020603050405020304"/>
+    <w:charset w:val="00"/>
+    <w:family w:val="roman"/>
+    <w:pitch w:val="variable"/>
+    <w:sig w:usb0="E0002EFF" w:usb1="C000785B" w:usb2="00000009" w:usb3="00000000" w:csb0="000001FF" w:csb1="00000000"/>
+  </w:font>
+  <w:font w:name="Bookman Old Style">
+    <w:panose1 w:val="02050604050505020204"/>
+    <w:charset w:val="00"/>
+    <w:family w:val="roman"/>
+    <w:pitch w:val="variable"/>
+    <w:sig w:usb0="00000287" w:usb1="00000000" w:usb2="00000000" w:usb3="00000000" w:csb0="0000009F" w:csb1="00000000"/>
+  </w:font>
+  <w:font w:name="SimSun">
+    <w:altName w:val="宋体"/>
+    <w:panose1 w:val="02010600030101010101"/>
+    <w:charset w:val="86"/>
+    <w:family w:val="auto"/>
+    <w:pitch w:val="variable"/>
+    <w:sig w:usb0="00000203" w:usb1="288F0000" w:usb2="00000016" w:usb3="00000000" w:csb0="00040001" w:csb1="00000000"/>
+  </w:font>
+  <w:font w:name="Calibri">
+    <w:panose1 w:val="020F0502020204030204"/>
+    <w:charset w:val="00"/>
+    <w:family w:val="swiss"/>
+    <w:pitch w:val="variable"/>
+    <w:sig w:usb0="E4002EFF" w:usb1="C200247B" w:usb2="00000009" w:usb3="00000000" w:csb0="000001FF" w:csb1="00000000"/>
+  </w:font>
+  <w:font w:name="Cambria">
+    <w:panose1 w:val="02040503050406030204"/>
+    <w:charset w:val="00"/>
+    <w:family w:val="roman"/>
+    <w:pitch w:val="variable"/>
+    <w:sig w:usb0="E00006FF" w:usb1="420024FF" w:usb2="02000000" w:usb3="00000000" w:csb0="0000019F" w:csb1="00000000"/>
+  </w:font>
+</w:fonts>
+</file>
+
+<file path=word\footer1.xml><?xml version="1.0" encoding="utf-8"?>
 <w:ftr xmlns:wpc="http://schemas.microsoft.com/office/word/2010/wordprocessingCanvas" xmlns:cx="http://schemas.microsoft.com/office/drawing/2014/chartex" xmlns:cx1="http://schemas.microsoft.com/office/drawing/2015/9/8/chartex" xmlns:cx2="http://schemas.microsoft.com/office/drawing/2015/10/21/chartex" xmlns:cx3="http://schemas.microsoft.com/office/drawing/2016/5/9/chartex" xmlns:cx4="http://schemas.microsoft.com/office/drawing/2016/5/10/chartex" xmlns:cx5="http://schemas.microsoft.com/office/drawing/2016/5/11/chartex" xmlns:cx6="http://schemas.microsoft.com/office/drawing/2016/5/12/chartex" xmlns:cx7="http://schemas.microsoft.com/office/drawing/2016/5/13/chartex" xmlns:cx8="http://schemas.microsoft.com/office/drawing/2016/5/14/chartex" xmlns:mc="http://schemas.openxmlformats.org/markup-compatibility/2006" xmlns:aink="http://schemas.microsoft.com/office/drawing/2016/ink" xmlns:am3d="http://schemas.microsoft.com/office/drawing/2017/model3d" xmlns:o="urn:schemas-microsoft-com:office:office" xmlns:oel="http://schemas.microsoft.com/office/2019/extlst" xmlns:r="http://schemas.openxmlformats.org/officeDocument/2006/relationships" xmlns:m="http://schemas.openxmlformats.org/officeDocument/2006/math" xmlns:v="urn:schemas-microsoft-com:vml" xmlns:wp14="http://schemas.microsoft.com/office/word/2010/wordprocessingDrawing" xmlns:wp="http://schemas.openxmlformats.org/drawingml/2006/wordprocessingDrawing" xmlns:w10="urn:schemas-microsoft-com:office:word" xmlns:w="http://schemas.openxmlformats.org/wordprocessingml/2006/main" xmlns:w14="http://schemas.microsoft.com/office/word/2010/wordml" xmlns:w15="http://schemas.microsoft.com/office/word/2012/wordml" xmlns:w16cex="http://schemas.microsoft.com/office/word/2018/wordml/cex" xmlns:w16cid="http://schemas.microsoft.com/office/word/2016/wordml/cid" xmlns:w16="http://schemas.microsoft.com/office/word/2018/wordml" xmlns:w16du="http://schemas.microsoft.com/office/word/2023/wordml/word16du" xmlns:w16sdtdh="http://schemas.microsoft.com/office/word/2020/wordml/sdtdatahash" xmlns:w16sdtfl="http://schemas.microsoft.com/office/word/2024/wordml/sdtformatlock" xmlns:w16se="http://schemas.microsoft.com/office/word/2015/wordml/symex" xmlns:wpg="http://schemas.microsoft.com/office/word/2010/wordprocessingGroup" xmlns:wpi="http://schemas.microsoft.com/office/word/2010/wordprocessingInk" xmlns:wne="http://schemas.microsoft.com/office/word/2006/wordml" xmlns:wps="http://schemas.microsoft.com/office/word/2010/wordprocessingShape" mc:Ignorable="w14 w15 w16se w16cid w16 w16cex w16sdtdh w16sdtfl w16du wp14">
   <w:p>
     <w:pPr>
@@ -8282,7 +8387,7 @@
 </w:ftr>
 </file>
 
-<file path=word/footer2.xml><?xml version="1.0" encoding="utf-8"?>
+<file path=word\footer2.xml><?xml version="1.0" encoding="utf-8"?>
 <w:ftr xmlns:wpc="http://schemas.microsoft.com/office/word/2010/wordprocessingCanvas" xmlns:cx="http://schemas.microsoft.com/office/drawing/2014/chartex" xmlns:cx1="http://schemas.microsoft.com/office/drawing/2015/9/8/chartex" xmlns:cx2="http://schemas.microsoft.com/office/drawing/2015/10/21/chartex" xmlns:cx3="http://schemas.microsoft.com/office/drawing/2016/5/9/chartex" xmlns:cx4="http://schemas.microsoft.com/office/drawing/2016/5/10/chartex" xmlns:cx5="http://schemas.microsoft.com/office/drawing/2016/5/11/chartex" xmlns:cx6="http://schemas.microsoft.com/office/drawing/2016/5/12/chartex" xmlns:cx7="http://schemas.microsoft.com/office/drawing/2016/5/13/chartex" xmlns:cx8="http://schemas.microsoft.com/office/drawing/2016/5/14/chartex" xmlns:mc="http://schemas.openxmlformats.org/markup-compatibility/2006" xmlns:aink="http://schemas.microsoft.com/office/drawing/2016/ink" xmlns:am3d="http://schemas.microsoft.com/office/drawing/2017/model3d" xmlns:o="urn:schemas-microsoft-com:office:office" xmlns:oel="http://schemas.microsoft.com/office/2019/extlst" xmlns:r="http://schemas.openxmlformats.org/officeDocument/2006/relationships" xmlns:m="http://schemas.openxmlformats.org/officeDocument/2006/math" xmlns:v="urn:schemas-microsoft-com:vml" xmlns:wp14="http://schemas.microsoft.com/office/word/2010/wordprocessingDrawing" xmlns:wp="http://schemas.openxmlformats.org/drawingml/2006/wordprocessingDrawing" xmlns:w10="urn:schemas-microsoft-com:office:word" xmlns:w="http://schemas.openxmlformats.org/wordprocessingml/2006/main" xmlns:w14="http://schemas.microsoft.com/office/word/2010/wordml" xmlns:w15="http://schemas.microsoft.com/office/word/2012/wordml" xmlns:w16cex="http://schemas.microsoft.com/office/word/2018/wordml/cex" xmlns:w16cid="http://schemas.microsoft.com/office/word/2016/wordml/cid" xmlns:w16="http://schemas.microsoft.com/office/word/2018/wordml" xmlns:w16du="http://schemas.microsoft.com/office/word/2023/wordml/word16du" xmlns:w16sdtdh="http://schemas.microsoft.com/office/word/2020/wordml/sdtdatahash" xmlns:w16sdtfl="http://schemas.microsoft.com/office/word/2024/wordml/sdtformatlock" xmlns:w16se="http://schemas.microsoft.com/office/word/2015/wordml/symex" xmlns:wpg="http://schemas.microsoft.com/office/word/2010/wordprocessingGroup" xmlns:wpi="http://schemas.microsoft.com/office/word/2010/wordprocessingInk" xmlns:wne="http://schemas.microsoft.com/office/word/2006/wordml" xmlns:wps="http://schemas.microsoft.com/office/word/2010/wordprocessingShape" mc:Ignorable="w14 w15 w16se w16cid w16 w16cex w16sdtdh w16sdtfl w16du wp14">
   <w:p>
     <w:pPr>
@@ -8310,13 +8415,13 @@
 </w:ftr>
 </file>
 
-<file path=word/footer3.xml><?xml version="1.0" encoding="utf-8"?>
+<file path=word\footer3.xml><?xml version="1.0" encoding="utf-8"?>
 <w:ftr xmlns:wpc="http://schemas.microsoft.com/office/word/2010/wordprocessingCanvas" xmlns:cx="http://schemas.microsoft.com/office/drawing/2014/chartex" xmlns:cx1="http://schemas.microsoft.com/office/drawing/2015/9/8/chartex" xmlns:cx2="http://schemas.microsoft.com/office/drawing/2015/10/21/chartex" xmlns:cx3="http://schemas.microsoft.com/office/drawing/2016/5/9/chartex" xmlns:cx4="http://schemas.microsoft.com/office/drawing/2016/5/10/chartex" xmlns:cx5="http://schemas.microsoft.com/office/drawing/2016/5/11/chartex" xmlns:cx6="http://schemas.microsoft.com/office/drawing/2016/5/12/chartex" xmlns:cx7="http://schemas.microsoft.com/office/drawing/2016/5/13/chartex" xmlns:cx8="http://schemas.microsoft.com/office/drawing/2016/5/14/chartex" xmlns:mc="http://schemas.openxmlformats.org/markup-compatibility/2006" xmlns:aink="http://schemas.microsoft.com/office/drawing/2016/ink" xmlns:am3d="http://schemas.microsoft.com/office/drawing/2017/model3d" xmlns:o="urn:schemas-microsoft-com:office:office" xmlns:oel="http://schemas.microsoft.com/office/2019/extlst" xmlns:r="http://schemas.openxmlformats.org/officeDocument/2006/relationships" xmlns:m="http://schemas.openxmlformats.org/officeDocument/2006/math" xmlns:v="urn:schemas-microsoft-com:vml" xmlns:wp14="http://schemas.microsoft.com/office/word/2010/wordprocessingDrawing" xmlns:wp="http://schemas.openxmlformats.org/drawingml/2006/wordprocessingDrawing" xmlns:w10="urn:schemas-microsoft-com:office:word" xmlns:w="http://schemas.openxmlformats.org/wordprocessingml/2006/main" xmlns:w14="http://schemas.microsoft.com/office/word/2010/wordml" xmlns:w15="http://schemas.microsoft.com/office/word/2012/wordml" xmlns:w16cex="http://schemas.microsoft.com/office/word/2018/wordml/cex" xmlns:w16cid="http://schemas.microsoft.com/office/word/2016/wordml/cid" xmlns:w16="http://schemas.microsoft.com/office/word/2018/wordml" xmlns:w16du="http://schemas.microsoft.com/office/word/2023/wordml/word16du" xmlns:w16sdtdh="http://schemas.microsoft.com/office/word/2020/wordml/sdtdatahash" xmlns:w16sdtfl="http://schemas.microsoft.com/office/word/2024/wordml/sdtformatlock" xmlns:w16se="http://schemas.microsoft.com/office/word/2015/wordml/symex" xmlns:wpg="http://schemas.microsoft.com/office/word/2010/wordprocessingGroup" xmlns:wpi="http://schemas.microsoft.com/office/word/2010/wordprocessingInk" xmlns:wne="http://schemas.microsoft.com/office/word/2006/wordml" xmlns:wps="http://schemas.microsoft.com/office/word/2010/wordprocessingShape" mc:Ignorable="w14 w15 w16se w16cid w16 w16cex w16sdtdh w16sdtfl w16du wp14">
   <w:p/>
 </w:ftr>
 </file>
 
-<file path=word/footnotes.xml><?xml version="1.0" encoding="utf-8"?>
+<file path=word\footnotes.xml><?xml version="1.0" encoding="utf-8"?>
 <w:footnotes xmlns:wpc="http://schemas.microsoft.com/office/word/2010/wordprocessingCanvas" xmlns:cx="http://schemas.microsoft.com/office/drawing/2014/chartex" xmlns:cx1="http://schemas.microsoft.com/office/drawing/2015/9/8/chartex" xmlns:cx2="http://schemas.microsoft.com/office/drawing/2015/10/21/chartex" xmlns:cx3="http://schemas.microsoft.com/office/drawing/2016/5/9/chartex" xmlns:cx4="http://schemas.microsoft.com/office/drawing/2016/5/10/chartex" xmlns:cx5="http://schemas.microsoft.com/office/drawing/2016/5/11/chartex" xmlns:cx6="http://schemas.microsoft.com/office/drawing/2016/5/12/chartex" xmlns:cx7="http://schemas.microsoft.com/office/drawing/2016/5/13/chartex" xmlns:cx8="http://schemas.microsoft.com/office/drawing/2016/5/14/chartex" xmlns:mc="http://schemas.openxmlformats.org/markup-compatibility/2006" xmlns:aink="http://schemas.microsoft.com/office/drawing/2016/ink" xmlns:am3d="http://schemas.microsoft.com/office/drawing/2017/model3d" xmlns:o="urn:schemas-microsoft-com:office:office" xmlns:oel="http://schemas.microsoft.com/office/2019/extlst" xmlns:r="http://schemas.openxmlformats.org/officeDocument/2006/relationships" xmlns:m="http://schemas.openxmlformats.org/officeDocument/2006/math" xmlns:v="urn:schemas-microsoft-com:vml" xmlns:wp14="http://schemas.microsoft.com/office/word/2010/wordprocessingDrawing" xmlns:wp="http://schemas.openxmlformats.org/drawingml/2006/wordprocessingDrawing" xmlns:w10="urn:schemas-microsoft-com:office:word" xmlns:w="http://schemas.openxmlformats.org/wordprocessingml/2006/main" xmlns:w14="http://schemas.microsoft.com/office/word/2010/wordml" xmlns:w15="http://schemas.microsoft.com/office/word/2012/wordml" xmlns:w16cex="http://schemas.microsoft.com/office/word/2018/wordml/cex" xmlns:w16cid="http://schemas.microsoft.com/office/word/2016/wordml/cid" xmlns:w16="http://schemas.microsoft.com/office/word/2018/wordml" xmlns:w16du="http://schemas.microsoft.com/office/word/2023/wordml/word16du" xmlns:w16sdtdh="http://schemas.microsoft.com/office/word/2020/wordml/sdtdatahash" xmlns:w16sdtfl="http://schemas.microsoft.com/office/word/2024/wordml/sdtformatlock" xmlns:w16se="http://schemas.microsoft.com/office/word/2015/wordml/symex" xmlns:wpg="http://schemas.microsoft.com/office/word/2010/wordprocessingGroup" xmlns:wpi="http://schemas.microsoft.com/office/word/2010/wordprocessingInk" xmlns:wne="http://schemas.microsoft.com/office/word/2006/wordml" xmlns:wps="http://schemas.microsoft.com/office/word/2010/wordprocessingShape" mc:Ignorable="w14 w15 w16se w16cid w16 w16cex w16sdtdh w16sdtfl w16du wp14">
   <w:footnote w:type="separator" w:id="-1">
     <w:p>
@@ -8335,7 +8440,7 @@
 </w:footnotes>
 </file>
 
-<file path=word/header1.xml><?xml version="1.0" encoding="utf-8"?>
+<file path=word\header1.xml><?xml version="1.0" encoding="utf-8"?>
 <w:hdr xmlns:wpc="http://schemas.microsoft.com/office/word/2010/wordprocessingCanvas" xmlns:cx="http://schemas.microsoft.com/office/drawing/2014/chartex" xmlns:cx1="http://schemas.microsoft.com/office/drawing/2015/9/8/chartex" xmlns:cx2="http://schemas.microsoft.com/office/drawing/2015/10/21/chartex" xmlns:cx3="http://schemas.microsoft.com/office/drawing/2016/5/9/chartex" xmlns:cx4="http://schemas.microsoft.com/office/drawing/2016/5/10/chartex" xmlns:cx5="http://schemas.microsoft.com/office/drawing/2016/5/11/chartex" xmlns:cx6="http://schemas.microsoft.com/office/drawing/2016/5/12/chartex" xmlns:cx7="http://schemas.microsoft.com/office/drawing/2016/5/13/chartex" xmlns:cx8="http://schemas.microsoft.com/office/drawing/2016/5/14/chartex" xmlns:mc="http://schemas.openxmlformats.org/markup-compatibility/2006" xmlns:aink="http://schemas.microsoft.com/office/drawing/2016/ink" xmlns:am3d="http://schemas.microsoft.com/office/drawing/2017/model3d" xmlns:o="urn:schemas-microsoft-com:office:office" xmlns:oel="http://schemas.microsoft.com/office/2019/extlst" xmlns:r="http://schemas.openxmlformats.org/officeDocument/2006/relationships" xmlns:m="http://schemas.openxmlformats.org/officeDocument/2006/math" xmlns:v="urn:schemas-microsoft-com:vml" xmlns:wp14="http://schemas.microsoft.com/office/word/2010/wordprocessingDrawing" xmlns:wp="http://schemas.openxmlformats.org/drawingml/2006/wordprocessingDrawing" xmlns:w10="urn:schemas-microsoft-com:office:word" xmlns:w="http://schemas.openxmlformats.org/wordprocessingml/2006/main" xmlns:w14="http://schemas.microsoft.com/office/word/2010/wordml" xmlns:w15="http://schemas.microsoft.com/office/word/2012/wordml" xmlns:w16cex="http://schemas.microsoft.com/office/word/2018/wordml/cex" xmlns:w16cid="http://schemas.microsoft.com/office/word/2016/wordml/cid" xmlns:w16="http://schemas.microsoft.com/office/word/2018/wordml" xmlns:w16du="http://schemas.microsoft.com/office/word/2023/wordml/word16du" xmlns:w16sdtdh="http://schemas.microsoft.com/office/word/2020/wordml/sdtdatahash" xmlns:w16sdtfl="http://schemas.microsoft.com/office/word/2024/wordml/sdtformatlock" xmlns:w16se="http://schemas.microsoft.com/office/word/2015/wordml/symex" xmlns:wpg="http://schemas.microsoft.com/office/word/2010/wordprocessingGroup" xmlns:wpi="http://schemas.microsoft.com/office/word/2010/wordprocessingInk" xmlns:wne="http://schemas.microsoft.com/office/word/2006/wordml" xmlns:wps="http://schemas.microsoft.com/office/word/2010/wordprocessingShape" mc:Ignorable="w14 w15 w16se w16cid w16 w16cex w16sdtdh w16sdtfl w16du wp14">
   <w:p>
     <w:pPr>
@@ -8345,7 +8450,7 @@
 </w:hdr>
 </file>
 
-<file path=word/header2.xml><?xml version="1.0" encoding="utf-8"?>
+<file path=word\header2.xml><?xml version="1.0" encoding="utf-8"?>
 <w:hdr xmlns:wpc="http://schemas.microsoft.com/office/word/2010/wordprocessingCanvas" xmlns:cx="http://schemas.microsoft.com/office/drawing/2014/chartex" xmlns:cx1="http://schemas.microsoft.com/office/drawing/2015/9/8/chartex" xmlns:cx2="http://schemas.microsoft.com/office/drawing/2015/10/21/chartex" xmlns:cx3="http://schemas.microsoft.com/office/drawing/2016/5/9/chartex" xmlns:cx4="http://schemas.microsoft.com/office/drawing/2016/5/10/chartex" xmlns:cx5="http://schemas.microsoft.com/office/drawing/2016/5/11/chartex" xmlns:cx6="http://schemas.microsoft.com/office/drawing/2016/5/12/chartex" xmlns:cx7="http://schemas.microsoft.com/office/drawing/2016/5/13/chartex" xmlns:cx8="http://schemas.microsoft.com/office/drawing/2016/5/14/chartex" xmlns:mc="http://schemas.openxmlformats.org/markup-compatibility/2006" xmlns:aink="http://schemas.microsoft.com/office/drawing/2016/ink" xmlns:am3d="http://schemas.microsoft.com/office/drawing/2017/model3d" xmlns:o="urn:schemas-microsoft-com:office:office" xmlns:oel="http://schemas.microsoft.com/office/2019/extlst" xmlns:r="http://schemas.openxmlformats.org/officeDocument/2006/relationships" xmlns:m="http://schemas.openxmlformats.org/officeDocument/2006/math" xmlns:v="urn:schemas-microsoft-com:vml" xmlns:wp14="http://schemas.microsoft.com/office/word/2010/wordprocessingDrawing" xmlns:wp="http://schemas.openxmlformats.org/drawingml/2006/wordprocessingDrawing" xmlns:w10="urn:schemas-microsoft-com:office:word" xmlns:w="http://schemas.openxmlformats.org/wordprocessingml/2006/main" xmlns:w14="http://schemas.microsoft.com/office/word/2010/wordml" xmlns:w15="http://schemas.microsoft.com/office/word/2012/wordml" xmlns:w16cex="http://schemas.microsoft.com/office/word/2018/wordml/cex" xmlns:w16cid="http://schemas.microsoft.com/office/word/2016/wordml/cid" xmlns:w16="http://schemas.microsoft.com/office/word/2018/wordml" xmlns:w16du="http://schemas.microsoft.com/office/word/2023/wordml/word16du" xmlns:w16sdtdh="http://schemas.microsoft.com/office/word/2020/wordml/sdtdatahash" xmlns:w16sdtfl="http://schemas.microsoft.com/office/word/2024/wordml/sdtformatlock" xmlns:w16se="http://schemas.microsoft.com/office/word/2015/wordml/symex" xmlns:wpg="http://schemas.microsoft.com/office/word/2010/wordprocessingGroup" xmlns:wpi="http://schemas.microsoft.com/office/word/2010/wordprocessingInk" xmlns:wne="http://schemas.microsoft.com/office/word/2006/wordml" xmlns:wps="http://schemas.microsoft.com/office/word/2010/wordprocessingShape" mc:Ignorable="w14 w15 w16se w16cid w16 w16cex w16sdtdh w16sdtfl w16du wp14">
   <w:p>
     <w:pPr>
@@ -8355,13 +8460,13 @@
 </w:hdr>
 </file>
 
-<file path=word/header3.xml><?xml version="1.0" encoding="utf-8"?>
+<file path=word\header3.xml><?xml version="1.0" encoding="utf-8"?>
 <w:hdr xmlns:wpc="http://schemas.microsoft.com/office/word/2010/wordprocessingCanvas" xmlns:cx="http://schemas.microsoft.com/office/drawing/2014/chartex" xmlns:cx1="http://schemas.microsoft.com/office/drawing/2015/9/8/chartex" xmlns:cx2="http://schemas.microsoft.com/office/drawing/2015/10/21/chartex" xmlns:cx3="http://schemas.microsoft.com/office/drawing/2016/5/9/chartex" xmlns:cx4="http://schemas.microsoft.com/office/drawing/2016/5/10/chartex" xmlns:cx5="http://schemas.microsoft.com/office/drawing/2016/5/11/chartex" xmlns:cx6="http://schemas.microsoft.com/office/drawing/2016/5/12/chartex" xmlns:cx7="http://schemas.microsoft.com/office/drawing/2016/5/13/chartex" xmlns:cx8="http://schemas.microsoft.com/office/drawing/2016/5/14/chartex" xmlns:mc="http://schemas.openxmlformats.org/markup-compatibility/2006" xmlns:aink="http://schemas.microsoft.com/office/drawing/2016/ink" xmlns:am3d="http://schemas.microsoft.com/office/drawing/2017/model3d" xmlns:o="urn:schemas-microsoft-com:office:office" xmlns:oel="http://schemas.microsoft.com/office/2019/extlst" xmlns:r="http://schemas.openxmlformats.org/officeDocument/2006/relationships" xmlns:m="http://schemas.openxmlformats.org/officeDocument/2006/math" xmlns:v="urn:schemas-microsoft-com:vml" xmlns:wp14="http://schemas.microsoft.com/office/word/2010/wordprocessingDrawing" xmlns:wp="http://schemas.openxmlformats.org/drawingml/2006/wordprocessingDrawing" xmlns:w10="urn:schemas-microsoft-com:office:word" xmlns:w="http://schemas.openxmlformats.org/wordprocessingml/2006/main" xmlns:w14="http://schemas.microsoft.com/office/word/2010/wordml" xmlns:w15="http://schemas.microsoft.com/office/word/2012/wordml" xmlns:w16cex="http://schemas.microsoft.com/office/word/2018/wordml/cex" xmlns:w16cid="http://schemas.microsoft.com/office/word/2016/wordml/cid" xmlns:w16="http://schemas.microsoft.com/office/word/2018/wordml" xmlns:w16du="http://schemas.microsoft.com/office/word/2023/wordml/word16du" xmlns:w16sdtdh="http://schemas.microsoft.com/office/word/2020/wordml/sdtdatahash" xmlns:w16sdtfl="http://schemas.microsoft.com/office/word/2024/wordml/sdtformatlock" xmlns:w16se="http://schemas.microsoft.com/office/word/2015/wordml/symex" xmlns:wpg="http://schemas.microsoft.com/office/word/2010/wordprocessingGroup" xmlns:wpi="http://schemas.microsoft.com/office/word/2010/wordprocessingInk" xmlns:wne="http://schemas.microsoft.com/office/word/2006/wordml" xmlns:wps="http://schemas.microsoft.com/office/word/2010/wordprocessingShape" mc:Ignorable="w14 w15 w16se w16cid w16 w16cex w16sdtdh w16sdtfl w16du wp14">
   <w:p/>
 </w:hdr>
 </file>
 
-<file path=word/numbering.xml><?xml version="1.0" encoding="utf-8"?>
+<file path=word\numbering.xml><?xml version="1.0" encoding="utf-8"?>
 <w:numbering xmlns:wpc="http://schemas.microsoft.com/office/word/2010/wordprocessingCanvas" xmlns:cx="http://schemas.microsoft.com/office/drawing/2014/chartex" xmlns:cx1="http://schemas.microsoft.com/office/drawing/2015/9/8/chartex" xmlns:cx2="http://schemas.microsoft.com/office/drawing/2015/10/21/chartex" xmlns:cx3="http://schemas.microsoft.com/office/drawing/2016/5/9/chartex" xmlns:cx4="http://schemas.microsoft.com/office/drawing/2016/5/10/chartex" xmlns:cx5="http://schemas.microsoft.com/office/drawing/2016/5/11/chartex" xmlns:cx6="http://schemas.microsoft.com/office/drawing/2016/5/12/chartex" xmlns:cx7="http://schemas.microsoft.com/office/drawing/2016/5/13/chartex" xmlns:cx8="http://schemas.microsoft.com/office/drawing/2016/5/14/chartex" xmlns:mc="http://schemas.openxmlformats.org/markup-compatibility/2006" xmlns:aink="http://schemas.microsoft.com/office/drawing/2016/ink" xmlns:am3d="http://schemas.microsoft.com/office/drawing/2017/model3d" xmlns:o="urn:schemas-microsoft-com:office:office" xmlns:oel="http://schemas.microsoft.com/office/2019/extlst" xmlns:r="http://schemas.openxmlformats.org/officeDocument/2006/relationships" xmlns:m="http://schemas.openxmlformats.org/officeDocument/2006/math" xmlns:v="urn:schemas-microsoft-com:vml" xmlns:wp14="http://schemas.microsoft.com/office/word/2010/wordprocessingDrawing" xmlns:wp="http://schemas.openxmlformats.org/drawingml/2006/wordprocessingDrawing" xmlns:w10="urn:schemas-microsoft-com:office:word" xmlns:w="http://schemas.openxmlformats.org/wordprocessingml/2006/main" xmlns:w14="http://schemas.microsoft.com/office/word/2010/wordml" xmlns:w15="http://schemas.microsoft.com/office/word/2012/wordml" xmlns:w16cex="http://schemas.microsoft.com/office/word/2018/wordml/cex" xmlns:w16cid="http://schemas.microsoft.com/office/word/2016/wordml/cid" xmlns:w16="http://schemas.microsoft.com/office/word/2018/wordml" xmlns:w16du="http://schemas.microsoft.com/office/word/2023/wordml/word16du" xmlns:w16sdtdh="http://schemas.microsoft.com/office/word/2020/wordml/sdtdatahash" xmlns:w16sdtfl="http://schemas.microsoft.com/office/word/2024/wordml/sdtformatlock" xmlns:w16se="http://schemas.microsoft.com/office/word/2015/wordml/symex" xmlns:wpg="http://schemas.microsoft.com/office/word/2010/wordprocessingGroup" xmlns:wpi="http://schemas.microsoft.com/office/word/2010/wordprocessingInk" xmlns:wne="http://schemas.microsoft.com/office/word/2006/wordml" xmlns:wps="http://schemas.microsoft.com/office/word/2010/wordprocessingShape" mc:Ignorable="w14 w15 w16se w16cid w16 w16cex w16sdtdh w16sdtfl w16du wp14">
   <w:abstractNum w:abstractNumId="0" w15:restartNumberingAfterBreak="0">
     <w:nsid w:val="B5E306ED"/>
@@ -9233,7 +9338,74 @@
 </w:numbering>
 </file>
 
-<file path=word/styles.xml><?xml version="1.0" encoding="utf-8"?>
+<file path=word\settings.xml><?xml version="1.0" encoding="utf-8"?>
+<w:settings xmlns:mc="http://schemas.openxmlformats.org/markup-compatibility/2006" xmlns:o="urn:schemas-microsoft-com:office:office" xmlns:r="http://schemas.openxmlformats.org/officeDocument/2006/relationships" xmlns:m="http://schemas.openxmlformats.org/officeDocument/2006/math" xmlns:v="urn:schemas-microsoft-com:vml" xmlns:w10="urn:schemas-microsoft-com:office:word" xmlns:w="http://schemas.openxmlformats.org/wordprocessingml/2006/main" xmlns:w14="http://schemas.microsoft.com/office/word/2010/wordml" xmlns:w15="http://schemas.microsoft.com/office/word/2012/wordml" xmlns:w16cex="http://schemas.microsoft.com/office/word/2018/wordml/cex" xmlns:w16cid="http://schemas.microsoft.com/office/word/2016/wordml/cid" xmlns:w16="http://schemas.microsoft.com/office/word/2018/wordml" xmlns:w16du="http://schemas.microsoft.com/office/word/2023/wordml/word16du" xmlns:w16sdtdh="http://schemas.microsoft.com/office/word/2020/wordml/sdtdatahash" xmlns:w16sdtfl="http://schemas.microsoft.com/office/word/2024/wordml/sdtformatlock" xmlns:w16se="http://schemas.microsoft.com/office/word/2015/wordml/symex" xmlns:sl="http://schemas.openxmlformats.org/schemaLibrary/2006/main" mc:Ignorable="w14 w15 w16se w16cid w16 w16cex w16sdtdh w16sdtfl w16du">
+  <w:zoom w:percent="100"/>
+  <w:proofState w:spelling="clean" w:grammar="clean"/>
+  <w:defaultTabStop w:val="720"/>
+  <w:characterSpacingControl w:val="doNotCompress"/>
+  <w:hdrShapeDefaults>
+    <o:shapedefaults v:ext="edit" spidmax="2050"/>
+  </w:hdrShapeDefaults>
+  <w:footnotePr>
+    <w:footnote w:id="-1"/>
+    <w:footnote w:id="0"/>
+  </w:footnotePr>
+  <w:endnotePr>
+    <w:endnote w:id="-1"/>
+    <w:endnote w:id="0"/>
+  </w:endnotePr>
+  <w:compat>
+    <w:compatSetting w:name="compatibilityMode" w:uri="http://schemas.microsoft.com/office/word" w:val="15"/>
+    <w:compatSetting w:name="overrideTableStyleFontSizeAndJustification" w:uri="http://schemas.microsoft.com/office/word" w:val="1"/>
+    <w:compatSetting w:name="enableOpenTypeFeatures" w:uri="http://schemas.microsoft.com/office/word" w:val="1"/>
+    <w:compatSetting w:name="doNotFlipMirrorIndents" w:uri="http://schemas.microsoft.com/office/word" w:val="1"/>
+    <w:compatSetting w:name="differentiateMultirowTableHeaders" w:uri="http://schemas.microsoft.com/office/word" w:val="1"/>
+    <w:compatSetting w:name="useWord2013TrackBottomHyphenation" w:uri="http://schemas.microsoft.com/office/word" w:val="1"/>
+  </w:compat>
+  <w:rsids>
+    <w:rsidRoot w:val="00B92D67"/>
+    <w:rsid w:val="001F761E"/>
+    <w:rsid w:val="00274D43"/>
+    <w:rsid w:val="005F511E"/>
+    <w:rsid w:val="0065794A"/>
+    <w:rsid w:val="009A5D51"/>
+    <w:rsid w:val="00B92D67"/>
+    <w:rsid w:val="22E50972"/>
+    <w:rsid w:val="322E690D"/>
+    <w:rsid w:val="3D7D1D96"/>
+    <w:rsid w:val="4CF1091E"/>
+    <w:rsid w:val="5BB57F68"/>
+  </w:rsids>
+  <m:mathPr>
+    <m:mathFont m:val="Cambria Math"/>
+    <m:brkBin m:val="before"/>
+    <m:brkBinSub m:val="--"/>
+    <m:smallFrac m:val="0"/>
+    <m:dispDef/>
+    <m:lMargin m:val="0"/>
+    <m:rMargin m:val="0"/>
+    <m:defJc m:val="centerGroup"/>
+    <m:wrapIndent m:val="1440"/>
+    <m:intLim m:val="subSup"/>
+    <m:naryLim m:val="undOvr"/>
+  </m:mathPr>
+  <w:themeFontLang w:val="en-US" w:eastAsia="zh-CN" w:bidi="ar-SA"/>
+  <w:clrSchemeMapping w:bg1="light1" w:t1="dark1" w:bg2="light2" w:t2="dark2" w:accent1="accent1" w:accent2="accent2" w:accent3="accent3" w:accent4="accent4" w:accent5="accent5" w:accent6="accent6" w:hyperlink="hyperlink" w:followedHyperlink="followedHyperlink"/>
+  <w:shapeDefaults>
+    <o:shapedefaults v:ext="edit" spidmax="2050"/>
+    <o:shapelayout v:ext="edit">
+      <o:idmap v:ext="edit" data="2"/>
+    </o:shapelayout>
+  </w:shapeDefaults>
+  <w:decimalSymbol w:val="."/>
+  <w:listSeparator w:val=","/>
+  <w14:docId w14:val="6DB56EDD"/>
+  <w15:docId w15:val="{FADE87D8-2064-461C-BBE6-46A57AD9E963}"/>
+</w:settings>
+</file>
+
+<file path=word\styles.xml><?xml version="1.0" encoding="utf-8"?>
 <w:styles xmlns:mc="http://schemas.openxmlformats.org/markup-compatibility/2006" xmlns:r="http://schemas.openxmlformats.org/officeDocument/2006/relationships" xmlns:w="http://schemas.openxmlformats.org/wordprocessingml/2006/main" xmlns:w14="http://schemas.microsoft.com/office/word/2010/wordml" xmlns:w15="http://schemas.microsoft.com/office/word/2012/wordml" xmlns:w16cex="http://schemas.microsoft.com/office/word/2018/wordml/cex" xmlns:w16cid="http://schemas.microsoft.com/office/word/2016/wordml/cid" xmlns:w16="http://schemas.microsoft.com/office/word/2018/wordml" xmlns:w16du="http://schemas.microsoft.com/office/word/2023/wordml/word16du" xmlns:w16sdtdh="http://schemas.microsoft.com/office/word/2020/wordml/sdtdatahash" xmlns:w16sdtfl="http://schemas.microsoft.com/office/word/2024/wordml/sdtformatlock" xmlns:w16se="http://schemas.microsoft.com/office/word/2015/wordml/symex" mc:Ignorable="w14 w15 w16se w16cid w16 w16cex w16sdtdh w16sdtfl w16du">
   <w:docDefaults>
     <w:rPrDefault>
@@ -9765,7 +9937,7 @@
 </w:styles>
 </file>
 
-<file path=word/theme/theme1.xml><?xml version="1.0" encoding="utf-8"?>
+<file path=word\theme\theme1.xml><?xml version="1.0" encoding="utf-8"?>
 <a:theme xmlns:a="http://schemas.openxmlformats.org/drawingml/2006/main" name="Office Theme">
   <a:themeElements>
     <a:clrScheme name="Office">
@@ -10085,17 +10257,6 @@
 </a:theme>
 </file>
 
-<file path=customXml/item1.xml><?xml version="1.0" encoding="utf-8"?>
-<go:gDocsCustomXmlDataStorage xmlns:go="http://customooxmlschemas.google.com/" xmlns:r="http://schemas.openxmlformats.org/officeDocument/2006/relationships">
-  <go:docsCustomData xmlns:go="http://customooxmlschemas.google.com/" roundtripDataSignature="AMtx7mjT5hdBF6JnJAJGNSO3SBlF2PIXTQ==">AMUW2mWPMJtCpeq6mW2OOrWUAUxKr2TWARdbjSyVYDlTgOl0Vxpq+7SZpe4hpmvaItwJyqO8gLiJOTr9tA0dZz9wjyUM0M2jk/shSt0HC+FhexEgYucZ9hE=</go:docsCustomData>
-</go:gDocsCustomXmlDataStorage>
-</file>
-
-<file path=customXml/itemProps1.xml><?xml version="1.0" encoding="utf-8"?>
-<ds:datastoreItem xmlns:ds="http://schemas.openxmlformats.org/officeDocument/2006/customXml" ds:itemID="{11111111-1234-1234-1234-123412341234}">
-  <ds:schemaRefs>
-    <ds:schemaRef ds:uri="http://customooxmlschemas.google.com/"/>
-    <ds:schemaRef ds:uri="http://schemas.openxmlformats.org/officeDocument/2006/relationships"/>
-  </ds:schemaRefs>
-</ds:datastoreItem>
+<file path=word\webSettings.xml><?xml version="1.0" encoding="utf-8"?>
+<w:webSettings xmlns:mc="http://schemas.openxmlformats.org/markup-compatibility/2006" xmlns:r="http://schemas.openxmlformats.org/officeDocument/2006/relationships" xmlns:w="http://schemas.openxmlformats.org/wordprocessingml/2006/main" xmlns:w14="http://schemas.microsoft.com/office/word/2010/wordml" xmlns:w15="http://schemas.microsoft.com/office/word/2012/wordml" xmlns:w16cex="http://schemas.microsoft.com/office/word/2018/wordml/cex" xmlns:w16cid="http://schemas.microsoft.com/office/word/2016/wordml/cid" xmlns:w16="http://schemas.microsoft.com/office/word/2018/wordml" xmlns:w16du="http://schemas.microsoft.com/office/word/2023/wordml/word16du" xmlns:w16sdtdh="http://schemas.microsoft.com/office/word/2020/wordml/sdtdatahash" xmlns:w16sdtfl="http://schemas.microsoft.com/office/word/2024/wordml/sdtformatlock" xmlns:w16se="http://schemas.microsoft.com/office/word/2015/wordml/symex" mc:Ignorable="w14 w15 w16se w16cid w16 w16cex w16sdtdh w16sdtfl w16du"/>
 </file>